--- a/docs/DCITP1A11_2637710_SoniaLim.docx
+++ b/docs/DCITP1A11_2637710_SoniaLim.docx
@@ -1,6 +1,6 @@
 
 <file path=word/document.xml><?xml version="1.0" encoding="utf-8"?>
-<w:document xmlns:wpc="http://schemas.microsoft.com/office/word/2010/wordprocessingCanvas" xmlns:cx="http://schemas.microsoft.com/office/drawing/2014/chartex" xmlns:cx1="http://schemas.microsoft.com/office/drawing/2015/9/8/chartex" xmlns:cx2="http://schemas.microsoft.com/office/drawing/2015/10/21/chartex" xmlns:cx3="http://schemas.microsoft.com/office/drawing/2016/5/9/chartex" xmlns:cx4="http://schemas.microsoft.com/office/drawing/2016/5/10/chartex" xmlns:cx5="http://schemas.microsoft.com/office/drawing/2016/5/11/chartex" xmlns:cx6="http://schemas.microsoft.com/office/drawing/2016/5/12/chartex" xmlns:cx7="http://schemas.microsoft.com/office/drawing/2016/5/13/chartex" xmlns:cx8="http://schemas.microsoft.com/office/drawing/2016/5/14/chartex" xmlns:mc="http://schemas.openxmlformats.org/markup-compatibility/2006" xmlns:aink="http://schemas.microsoft.com/office/drawing/2016/ink" xmlns:am3d="http://schemas.microsoft.com/office/drawing/2017/model3d" xmlns:o="urn:schemas-microsoft-com:office:office" xmlns:oel="http://schemas.microsoft.com/office/2019/extlst" xmlns:r="http://schemas.openxmlformats.org/officeDocument/2006/relationships" xmlns:m="http://schemas.openxmlformats.org/officeDocument/2006/math" xmlns:v="urn:schemas-microsoft-com:vml" xmlns:wp14="http://schemas.microsoft.com/office/word/2010/wordprocessingDrawing" xmlns:wp="http://schemas.openxmlformats.org/drawingml/2006/wordprocessingDrawing" xmlns:w10="urn:schemas-microsoft-com:office:word" xmlns:w="http://schemas.openxmlformats.org/wordprocessingml/2006/main" xmlns:w14="http://schemas.microsoft.com/office/word/2010/wordml" xmlns:w15="http://schemas.microsoft.com/office/word/2012/wordml" xmlns:w16cex="http://schemas.microsoft.com/office/word/2018/wordml/cex" xmlns:w16cid="http://schemas.microsoft.com/office/word/2016/wordml/cid" xmlns:w16="http://schemas.microsoft.com/office/word/2018/wordml" xmlns:w16du="http://schemas.microsoft.com/office/word/2023/wordml/word16du" xmlns:w16sdtdh="http://schemas.microsoft.com/office/word/2020/wordml/sdtdatahash" xmlns:w16sdtfl="http://schemas.microsoft.com/office/word/2024/wordml/sdtformatlock" xmlns:w16se="http://schemas.microsoft.com/office/word/2015/wordml/symex" xmlns:wpg="http://schemas.microsoft.com/office/word/2010/wordprocessingGroup" xmlns:wpi="http://schemas.microsoft.com/office/word/2010/wordprocessingInk" xmlns:wne="http://schemas.microsoft.com/office/word/2006/wordml" xmlns:wps="http://schemas.microsoft.com/office/word/2010/wordprocessingShape" mc:Ignorable="w14 w15 w16se w16cid w16 w16cex w16sdtdh w16sdtfl w16du wp14">
+<w:document xmlns:wpc="http://schemas.microsoft.com/office/word/2010/wordprocessingCanvas" xmlns:cx="http://schemas.microsoft.com/office/drawing/2014/chartex" xmlns:cx1="http://schemas.microsoft.com/office/drawing/2015/9/8/chartex" xmlns:cx2="http://schemas.microsoft.com/office/drawing/2015/10/21/chartex" xmlns:cx3="http://schemas.microsoft.com/office/drawing/2016/5/9/chartex" xmlns:cx4="http://schemas.microsoft.com/office/drawing/2016/5/10/chartex" xmlns:cx5="http://schemas.microsoft.com/office/drawing/2016/5/11/chartex" xmlns:cx6="http://schemas.microsoft.com/office/drawing/2016/5/12/chartex" xmlns:cx7="http://schemas.microsoft.com/office/drawing/2016/5/13/chartex" xmlns:cx8="http://schemas.microsoft.com/office/drawing/2016/5/14/chartex" xmlns:mc="http://schemas.openxmlformats.org/markup-compatibility/2006" xmlns:aink="http://schemas.microsoft.com/office/drawing/2016/ink" xmlns:am3d="http://schemas.microsoft.com/office/drawing/2017/model3d" xmlns:o="urn:schemas-microsoft-com:office:office" xmlns:oel="http://schemas.microsoft.com/office/2019/extlst" xmlns:r="http://schemas.openxmlformats.org/officeDocument/2006/relationships" xmlns:m="http://schemas.openxmlformats.org/officeDocument/2006/math" xmlns:v="urn:schemas-microsoft-com:vml" xmlns:wp14="http://schemas.microsoft.com/office/word/2010/wordprocessingDrawing" xmlns:wp="http://schemas.openxmlformats.org/drawingml/2006/wordprocessingDrawing" xmlns:w10="urn:schemas-microsoft-com:office:word" xmlns:w="http://schemas.openxmlformats.org/wordprocessingml/2006/main" xmlns:w14="http://schemas.microsoft.com/office/word/2010/wordml" xmlns:w15="http://schemas.microsoft.com/office/word/2012/wordml" xmlns:w16cei="http://schemas.microsoft.com/office/word/2026/wordml/cei" xmlns:w16cex="http://schemas.microsoft.com/office/word/2018/wordml/cex" xmlns:w16cid="http://schemas.microsoft.com/office/word/2016/wordml/cid" xmlns:w16="http://schemas.microsoft.com/office/word/2018/wordml" xmlns:w16du="http://schemas.microsoft.com/office/word/2023/wordml/word16du" xmlns:w16sdtdh="http://schemas.microsoft.com/office/word/2020/wordml/sdtdatahash" xmlns:w16sdtfl="http://schemas.microsoft.com/office/word/2024/wordml/sdtformatlock" xmlns:w16se="http://schemas.microsoft.com/office/word/2015/wordml/symex" xmlns:wpg="http://schemas.microsoft.com/office/word/2010/wordprocessingGroup" xmlns:wpi="http://schemas.microsoft.com/office/word/2010/wordprocessingInk" xmlns:wne="http://schemas.microsoft.com/office/word/2006/wordml" xmlns:wps="http://schemas.microsoft.com/office/word/2010/wordprocessingShape" mc:Ignorable="w14 w15 w16se w16cid w16 w16cex w16sdtdh w16sdtfl w16du wp14">
   <w:body>
     <w:p>
       <w:pPr>
@@ -1103,54 +1103,6 @@
               <w:t>I implemented a simple JavaScript click listener on the "Explore" buttons that triggers a browser alert with the location name (e.g., "Exploring food options for: SP / Dover"). While it proves the JavaScript is correctly reading the semantic DOM structure (h2), it’s basic in terms of user experience. Pop-up alerts can feel outdated and slightly annoying to users. If I were to enhance this further, I would replace the alert with a dynamic Bootstrap modal or a slide-out drawer. This modal could fetch and display actual content like popular dish recommendations, price ranges, or opening hours for that specific location without forcing the user to leave or refresh the page.</w:t>
             </w:r>
           </w:p>
-          <w:p>
-            <w:pPr>
-              <w:pStyle w:val="ListParagraph"/>
-              <w:ind w:left="0"/>
-            </w:pPr>
-          </w:p>
-          <w:p>
-            <w:pPr>
-              <w:pStyle w:val="ListParagraph"/>
-              <w:ind w:left="0"/>
-            </w:pPr>
-          </w:p>
-          <w:p>
-            <w:pPr>
-              <w:pStyle w:val="ListParagraph"/>
-              <w:ind w:left="0"/>
-            </w:pPr>
-          </w:p>
-          <w:p>
-            <w:pPr>
-              <w:pStyle w:val="ListParagraph"/>
-              <w:ind w:left="0"/>
-            </w:pPr>
-          </w:p>
-          <w:p>
-            <w:pPr>
-              <w:pStyle w:val="ListParagraph"/>
-              <w:ind w:left="0"/>
-            </w:pPr>
-          </w:p>
-          <w:p>
-            <w:pPr>
-              <w:pStyle w:val="ListParagraph"/>
-              <w:ind w:left="0"/>
-            </w:pPr>
-          </w:p>
-          <w:p>
-            <w:pPr>
-              <w:pStyle w:val="ListParagraph"/>
-              <w:ind w:left="0"/>
-            </w:pPr>
-          </w:p>
-          <w:p>
-            <w:pPr>
-              <w:pStyle w:val="ListParagraph"/>
-              <w:ind w:left="0"/>
-            </w:pPr>
-          </w:p>
         </w:tc>
       </w:tr>
     </w:tbl>
@@ -1167,20 +1119,6 @@
           <w14:ligatures w14:val="none"/>
         </w:rPr>
       </w:pPr>
-      <w:r>
-        <w:rPr>
-          <w:rFonts w:ascii="Arial" w:eastAsia="Times New Roman" w:hAnsi="Arial" w:cs="Arial"/>
-          <w:b/>
-          <w:bCs/>
-          <w:kern w:val="0"/>
-          <w:sz w:val="32"/>
-          <w:szCs w:val="32"/>
-          <w:lang w:eastAsia="zh-CN"/>
-          <w14:ligatures w14:val="none"/>
-        </w:rPr>
-        <w:lastRenderedPageBreak/>
-        <w:br w:type="page"/>
-      </w:r>
       <w:r>
         <w:rPr>
           <w:rFonts w:ascii="Aptos" w:eastAsia="Times New Roman" w:hAnsi="Aptos" w:cs="Arial"/>
@@ -1560,68 +1498,69 @@
           <w:p>
             <w:pPr>
               <w:pStyle w:val="ListParagraph"/>
-              <w:ind w:left="0"/>
+            </w:pPr>
+            <w:r>
+              <w:t xml:space="preserve">1. </w:t>
+            </w:r>
+            <w:r>
+              <w:t xml:space="preserve"> </w:t>
+            </w:r>
+            <w:r>
+              <w:t>During development, the main change was shifting from hardcoded HTML content to dynamically rendering data using JavaScript. Instead of typing table rows directly into HTML, the data was stored in JavaScript objects and injected into the Document Object Model (DOM) using a script.</w:t>
+            </w:r>
+            <w:r>
+              <w:t xml:space="preserve"> </w:t>
+            </w:r>
+            <w:r>
+              <w:t>This change was necessary to make the website easier to update</w:t>
+            </w:r>
+            <w:r>
+              <w:t xml:space="preserve"> and maintain</w:t>
+            </w:r>
+            <w:r>
+              <w:t>. Injecting content dynamically reduces repeated HTML tags, keeping the code clean and well-organized. As a result, this improves user experience by allowing pages to load structured content quickly and efficiently, while also creating a foundation for future interactivity like searching or filtering without needing to rewrite static code.</w:t>
+            </w:r>
+          </w:p>
+          <w:p>
+            <w:pPr>
+              <w:pStyle w:val="ListParagraph"/>
             </w:pPr>
           </w:p>
           <w:p>
             <w:pPr>
               <w:pStyle w:val="ListParagraph"/>
-              <w:ind w:left="0"/>
             </w:pPr>
+            <w:r>
+              <w:t>2. The feature that made the biggest impact on user experience was using JavaScript to dynamically generate and display structured content, such as tables and interactive cards.</w:t>
+            </w:r>
+            <w:r>
+              <w:t xml:space="preserve"> </w:t>
+            </w:r>
+            <w:r>
+              <w:t>This feature improves usability because it organizes information cleanly and makes the interface instantly responsive. Rather than loading a static page where everything is fixed, dynamic rendering creates a smoother, more modern experience for users. It ensures that data is displayed consistently and prepares the website to respond immediately when users interact with buttons or request new information.</w:t>
+            </w:r>
           </w:p>
+          <w:p/>
           <w:p>
             <w:pPr>
               <w:pStyle w:val="ListParagraph"/>
-              <w:ind w:left="0"/>
             </w:pPr>
-          </w:p>
-          <w:p>
-            <w:pPr>
-              <w:pStyle w:val="ListParagraph"/>
-              <w:ind w:left="0"/>
-            </w:pPr>
-          </w:p>
-          <w:p>
-            <w:pPr>
-              <w:pStyle w:val="ListParagraph"/>
-              <w:ind w:left="0"/>
-            </w:pPr>
-          </w:p>
-          <w:p>
-            <w:pPr>
-              <w:pStyle w:val="ListParagraph"/>
-              <w:ind w:left="0"/>
-            </w:pPr>
-          </w:p>
-          <w:p>
-            <w:pPr>
-              <w:pStyle w:val="ListParagraph"/>
-              <w:ind w:left="0"/>
-            </w:pPr>
-          </w:p>
-          <w:p>
-            <w:pPr>
-              <w:pStyle w:val="ListParagraph"/>
-              <w:ind w:left="0"/>
-            </w:pPr>
-          </w:p>
-          <w:p>
-            <w:pPr>
-              <w:pStyle w:val="ListParagraph"/>
-              <w:ind w:left="0"/>
-            </w:pPr>
-          </w:p>
-          <w:p>
-            <w:pPr>
-              <w:pStyle w:val="ListParagraph"/>
-              <w:ind w:left="0"/>
-            </w:pPr>
-          </w:p>
-          <w:p>
-            <w:pPr>
-              <w:pStyle w:val="ListParagraph"/>
-              <w:ind w:left="0"/>
-            </w:pPr>
+            <w:r>
+              <w:lastRenderedPageBreak/>
+              <w:t xml:space="preserve">3. </w:t>
+            </w:r>
+            <w:r>
+              <w:t xml:space="preserve"> </w:t>
+            </w:r>
+            <w:r>
+              <w:t>Forms can become hard for users to complete when they are visually crowded, lack clear guidance, or only show error messages after submission. On the other hand, a form is easy to complete when it has a clean visual layout, logical step-by-step progression, and obvious input fields.</w:t>
+            </w:r>
+            <w:r>
+              <w:t xml:space="preserve"> </w:t>
+            </w:r>
+            <w:r>
+              <w:t>One key improvement to make forms more user-friendly is implementing real-time validation using JavaScript. Instead of making users wait until they click a submit button to see their mistakes, real-time feedback immediately lets them know if an entry is correct or needs fixing. This reduces user frustration, saves time, and prevents submission errors, leading to a much smoother user experience.</w:t>
+            </w:r>
           </w:p>
         </w:tc>
       </w:tr>
@@ -2103,7 +2042,7 @@
 </file>
 
 <file path=word/endnotes.xml><?xml version="1.0" encoding="utf-8"?>
-<w:endnotes xmlns:wpc="http://schemas.microsoft.com/office/word/2010/wordprocessingCanvas" xmlns:cx="http://schemas.microsoft.com/office/drawing/2014/chartex" xmlns:cx1="http://schemas.microsoft.com/office/drawing/2015/9/8/chartex" xmlns:cx2="http://schemas.microsoft.com/office/drawing/2015/10/21/chartex" xmlns:cx3="http://schemas.microsoft.com/office/drawing/2016/5/9/chartex" xmlns:cx4="http://schemas.microsoft.com/office/drawing/2016/5/10/chartex" xmlns:cx5="http://schemas.microsoft.com/office/drawing/2016/5/11/chartex" xmlns:cx6="http://schemas.microsoft.com/office/drawing/2016/5/12/chartex" xmlns:cx7="http://schemas.microsoft.com/office/drawing/2016/5/13/chartex" xmlns:cx8="http://schemas.microsoft.com/office/drawing/2016/5/14/chartex" xmlns:mc="http://schemas.openxmlformats.org/markup-compatibility/2006" xmlns:aink="http://schemas.microsoft.com/office/drawing/2016/ink" xmlns:am3d="http://schemas.microsoft.com/office/drawing/2017/model3d" xmlns:o="urn:schemas-microsoft-com:office:office" xmlns:oel="http://schemas.microsoft.com/office/2019/extlst" xmlns:r="http://schemas.openxmlformats.org/officeDocument/2006/relationships" xmlns:m="http://schemas.openxmlformats.org/officeDocument/2006/math" xmlns:v="urn:schemas-microsoft-com:vml" xmlns:wp14="http://schemas.microsoft.com/office/word/2010/wordprocessingDrawing" xmlns:wp="http://schemas.openxmlformats.org/drawingml/2006/wordprocessingDrawing" xmlns:w10="urn:schemas-microsoft-com:office:word" xmlns:w="http://schemas.openxmlformats.org/wordprocessingml/2006/main" xmlns:w14="http://schemas.microsoft.com/office/word/2010/wordml" xmlns:w15="http://schemas.microsoft.com/office/word/2012/wordml" xmlns:w16cex="http://schemas.microsoft.com/office/word/2018/wordml/cex" xmlns:w16cid="http://schemas.microsoft.com/office/word/2016/wordml/cid" xmlns:w16="http://schemas.microsoft.com/office/word/2018/wordml" xmlns:w16du="http://schemas.microsoft.com/office/word/2023/wordml/word16du" xmlns:w16sdtdh="http://schemas.microsoft.com/office/word/2020/wordml/sdtdatahash" xmlns:w16sdtfl="http://schemas.microsoft.com/office/word/2024/wordml/sdtformatlock" xmlns:w16se="http://schemas.microsoft.com/office/word/2015/wordml/symex" xmlns:wpg="http://schemas.microsoft.com/office/word/2010/wordprocessingGroup" xmlns:wpi="http://schemas.microsoft.com/office/word/2010/wordprocessingInk" xmlns:wne="http://schemas.microsoft.com/office/word/2006/wordml" xmlns:wps="http://schemas.microsoft.com/office/word/2010/wordprocessingShape" mc:Ignorable="w14 w15 w16se w16cid w16 w16cex w16sdtdh w16sdtfl w16du wp14">
+<w:endnotes xmlns:wpc="http://schemas.microsoft.com/office/word/2010/wordprocessingCanvas" xmlns:cx="http://schemas.microsoft.com/office/drawing/2014/chartex" xmlns:cx1="http://schemas.microsoft.com/office/drawing/2015/9/8/chartex" xmlns:cx2="http://schemas.microsoft.com/office/drawing/2015/10/21/chartex" xmlns:cx3="http://schemas.microsoft.com/office/drawing/2016/5/9/chartex" xmlns:cx4="http://schemas.microsoft.com/office/drawing/2016/5/10/chartex" xmlns:cx5="http://schemas.microsoft.com/office/drawing/2016/5/11/chartex" xmlns:cx6="http://schemas.microsoft.com/office/drawing/2016/5/12/chartex" xmlns:cx7="http://schemas.microsoft.com/office/drawing/2016/5/13/chartex" xmlns:cx8="http://schemas.microsoft.com/office/drawing/2016/5/14/chartex" xmlns:mc="http://schemas.openxmlformats.org/markup-compatibility/2006" xmlns:aink="http://schemas.microsoft.com/office/drawing/2016/ink" xmlns:am3d="http://schemas.microsoft.com/office/drawing/2017/model3d" xmlns:o="urn:schemas-microsoft-com:office:office" xmlns:oel="http://schemas.microsoft.com/office/2019/extlst" xmlns:r="http://schemas.openxmlformats.org/officeDocument/2006/relationships" xmlns:m="http://schemas.openxmlformats.org/officeDocument/2006/math" xmlns:v="urn:schemas-microsoft-com:vml" xmlns:wp14="http://schemas.microsoft.com/office/word/2010/wordprocessingDrawing" xmlns:wp="http://schemas.openxmlformats.org/drawingml/2006/wordprocessingDrawing" xmlns:w10="urn:schemas-microsoft-com:office:word" xmlns:w="http://schemas.openxmlformats.org/wordprocessingml/2006/main" xmlns:w14="http://schemas.microsoft.com/office/word/2010/wordml" xmlns:w15="http://schemas.microsoft.com/office/word/2012/wordml" xmlns:w16cei="http://schemas.microsoft.com/office/word/2026/wordml/cei" xmlns:w16cex="http://schemas.microsoft.com/office/word/2018/wordml/cex" xmlns:w16cid="http://schemas.microsoft.com/office/word/2016/wordml/cid" xmlns:w16="http://schemas.microsoft.com/office/word/2018/wordml" xmlns:w16du="http://schemas.microsoft.com/office/word/2023/wordml/word16du" xmlns:w16sdtdh="http://schemas.microsoft.com/office/word/2020/wordml/sdtdatahash" xmlns:w16sdtfl="http://schemas.microsoft.com/office/word/2024/wordml/sdtformatlock" xmlns:w16se="http://schemas.microsoft.com/office/word/2015/wordml/symex" xmlns:wpg="http://schemas.microsoft.com/office/word/2010/wordprocessingGroup" xmlns:wpi="http://schemas.microsoft.com/office/word/2010/wordprocessingInk" xmlns:wne="http://schemas.microsoft.com/office/word/2006/wordml" xmlns:wps="http://schemas.microsoft.com/office/word/2010/wordprocessingShape" mc:Ignorable="w14 w15 w16se w16cid w16 w16cex w16sdtdh w16sdtfl w16du wp14">
   <w:endnote w:type="separator" w:id="-1">
     <w:p>
       <w:pPr>
@@ -2128,7 +2067,7 @@
 </file>
 
 <file path=word/footer1.xml><?xml version="1.0" encoding="utf-8"?>
-<w:ftr xmlns:wpc="http://schemas.microsoft.com/office/word/2010/wordprocessingCanvas" xmlns:cx="http://schemas.microsoft.com/office/drawing/2014/chartex" xmlns:cx1="http://schemas.microsoft.com/office/drawing/2015/9/8/chartex" xmlns:cx2="http://schemas.microsoft.com/office/drawing/2015/10/21/chartex" xmlns:cx3="http://schemas.microsoft.com/office/drawing/2016/5/9/chartex" xmlns:cx4="http://schemas.microsoft.com/office/drawing/2016/5/10/chartex" xmlns:cx5="http://schemas.microsoft.com/office/drawing/2016/5/11/chartex" xmlns:cx6="http://schemas.microsoft.com/office/drawing/2016/5/12/chartex" xmlns:cx7="http://schemas.microsoft.com/office/drawing/2016/5/13/chartex" xmlns:cx8="http://schemas.microsoft.com/office/drawing/2016/5/14/chartex" xmlns:mc="http://schemas.openxmlformats.org/markup-compatibility/2006" xmlns:aink="http://schemas.microsoft.com/office/drawing/2016/ink" xmlns:am3d="http://schemas.microsoft.com/office/drawing/2017/model3d" xmlns:o="urn:schemas-microsoft-com:office:office" xmlns:oel="http://schemas.microsoft.com/office/2019/extlst" xmlns:r="http://schemas.openxmlformats.org/officeDocument/2006/relationships" xmlns:m="http://schemas.openxmlformats.org/officeDocument/2006/math" xmlns:v="urn:schemas-microsoft-com:vml" xmlns:wp14="http://schemas.microsoft.com/office/word/2010/wordprocessingDrawing" xmlns:wp="http://schemas.openxmlformats.org/drawingml/2006/wordprocessingDrawing" xmlns:w10="urn:schemas-microsoft-com:office:word" xmlns:w="http://schemas.openxmlformats.org/wordprocessingml/2006/main" xmlns:w14="http://schemas.microsoft.com/office/word/2010/wordml" xmlns:w15="http://schemas.microsoft.com/office/word/2012/wordml" xmlns:w16cex="http://schemas.microsoft.com/office/word/2018/wordml/cex" xmlns:w16cid="http://schemas.microsoft.com/office/word/2016/wordml/cid" xmlns:w16="http://schemas.microsoft.com/office/word/2018/wordml" xmlns:w16du="http://schemas.microsoft.com/office/word/2023/wordml/word16du" xmlns:w16sdtdh="http://schemas.microsoft.com/office/word/2020/wordml/sdtdatahash" xmlns:w16sdtfl="http://schemas.microsoft.com/office/word/2024/wordml/sdtformatlock" xmlns:w16se="http://schemas.microsoft.com/office/word/2015/wordml/symex" xmlns:wpg="http://schemas.microsoft.com/office/word/2010/wordprocessingGroup" xmlns:wpi="http://schemas.microsoft.com/office/word/2010/wordprocessingInk" xmlns:wne="http://schemas.microsoft.com/office/word/2006/wordml" xmlns:wps="http://schemas.microsoft.com/office/word/2010/wordprocessingShape" mc:Ignorable="w14 w15 w16se w16cid w16 w16cex w16sdtdh w16sdtfl w16du wp14">
+<w:ftr xmlns:wpc="http://schemas.microsoft.com/office/word/2010/wordprocessingCanvas" xmlns:cx="http://schemas.microsoft.com/office/drawing/2014/chartex" xmlns:cx1="http://schemas.microsoft.com/office/drawing/2015/9/8/chartex" xmlns:cx2="http://schemas.microsoft.com/office/drawing/2015/10/21/chartex" xmlns:cx3="http://schemas.microsoft.com/office/drawing/2016/5/9/chartex" xmlns:cx4="http://schemas.microsoft.com/office/drawing/2016/5/10/chartex" xmlns:cx5="http://schemas.microsoft.com/office/drawing/2016/5/11/chartex" xmlns:cx6="http://schemas.microsoft.com/office/drawing/2016/5/12/chartex" xmlns:cx7="http://schemas.microsoft.com/office/drawing/2016/5/13/chartex" xmlns:cx8="http://schemas.microsoft.com/office/drawing/2016/5/14/chartex" xmlns:mc="http://schemas.openxmlformats.org/markup-compatibility/2006" xmlns:aink="http://schemas.microsoft.com/office/drawing/2016/ink" xmlns:am3d="http://schemas.microsoft.com/office/drawing/2017/model3d" xmlns:o="urn:schemas-microsoft-com:office:office" xmlns:oel="http://schemas.microsoft.com/office/2019/extlst" xmlns:r="http://schemas.openxmlformats.org/officeDocument/2006/relationships" xmlns:m="http://schemas.openxmlformats.org/officeDocument/2006/math" xmlns:v="urn:schemas-microsoft-com:vml" xmlns:wp14="http://schemas.microsoft.com/office/word/2010/wordprocessingDrawing" xmlns:wp="http://schemas.openxmlformats.org/drawingml/2006/wordprocessingDrawing" xmlns:w10="urn:schemas-microsoft-com:office:word" xmlns:w="http://schemas.openxmlformats.org/wordprocessingml/2006/main" xmlns:w14="http://schemas.microsoft.com/office/word/2010/wordml" xmlns:w15="http://schemas.microsoft.com/office/word/2012/wordml" xmlns:w16cei="http://schemas.microsoft.com/office/word/2026/wordml/cei" xmlns:w16cex="http://schemas.microsoft.com/office/word/2018/wordml/cex" xmlns:w16cid="http://schemas.microsoft.com/office/word/2016/wordml/cid" xmlns:w16="http://schemas.microsoft.com/office/word/2018/wordml" xmlns:w16du="http://schemas.microsoft.com/office/word/2023/wordml/word16du" xmlns:w16sdtdh="http://schemas.microsoft.com/office/word/2020/wordml/sdtdatahash" xmlns:w16sdtfl="http://schemas.microsoft.com/office/word/2024/wordml/sdtformatlock" xmlns:w16se="http://schemas.microsoft.com/office/word/2015/wordml/symex" xmlns:wpg="http://schemas.microsoft.com/office/word/2010/wordprocessingGroup" xmlns:wpi="http://schemas.microsoft.com/office/word/2010/wordprocessingInk" xmlns:wne="http://schemas.microsoft.com/office/word/2006/wordml" xmlns:wps="http://schemas.microsoft.com/office/word/2010/wordprocessingShape" mc:Ignorable="w14 w15 w16se w16cid w16 w16cex w16sdtdh w16sdtfl w16du wp14">
   <w:sdt>
     <w:sdtPr>
       <w:id w:val="-1388802271"/>
@@ -2272,7 +2211,7 @@
 </file>
 
 <file path=word/footnotes.xml><?xml version="1.0" encoding="utf-8"?>
-<w:footnotes xmlns:wpc="http://schemas.microsoft.com/office/word/2010/wordprocessingCanvas" xmlns:cx="http://schemas.microsoft.com/office/drawing/2014/chartex" xmlns:cx1="http://schemas.microsoft.com/office/drawing/2015/9/8/chartex" xmlns:cx2="http://schemas.microsoft.com/office/drawing/2015/10/21/chartex" xmlns:cx3="http://schemas.microsoft.com/office/drawing/2016/5/9/chartex" xmlns:cx4="http://schemas.microsoft.com/office/drawing/2016/5/10/chartex" xmlns:cx5="http://schemas.microsoft.com/office/drawing/2016/5/11/chartex" xmlns:cx6="http://schemas.microsoft.com/office/drawing/2016/5/12/chartex" xmlns:cx7="http://schemas.microsoft.com/office/drawing/2016/5/13/chartex" xmlns:cx8="http://schemas.microsoft.com/office/drawing/2016/5/14/chartex" xmlns:mc="http://schemas.openxmlformats.org/markup-compatibility/2006" xmlns:aink="http://schemas.microsoft.com/office/drawing/2016/ink" xmlns:am3d="http://schemas.microsoft.com/office/drawing/2017/model3d" xmlns:o="urn:schemas-microsoft-com:office:office" xmlns:oel="http://schemas.microsoft.com/office/2019/extlst" xmlns:r="http://schemas.openxmlformats.org/officeDocument/2006/relationships" xmlns:m="http://schemas.openxmlformats.org/officeDocument/2006/math" xmlns:v="urn:schemas-microsoft-com:vml" xmlns:wp14="http://schemas.microsoft.com/office/word/2010/wordprocessingDrawing" xmlns:wp="http://schemas.openxmlformats.org/drawingml/2006/wordprocessingDrawing" xmlns:w10="urn:schemas-microsoft-com:office:word" xmlns:w="http://schemas.openxmlformats.org/wordprocessingml/2006/main" xmlns:w14="http://schemas.microsoft.com/office/word/2010/wordml" xmlns:w15="http://schemas.microsoft.com/office/word/2012/wordml" xmlns:w16cex="http://schemas.microsoft.com/office/word/2018/wordml/cex" xmlns:w16cid="http://schemas.microsoft.com/office/word/2016/wordml/cid" xmlns:w16="http://schemas.microsoft.com/office/word/2018/wordml" xmlns:w16du="http://schemas.microsoft.com/office/word/2023/wordml/word16du" xmlns:w16sdtdh="http://schemas.microsoft.com/office/word/2020/wordml/sdtdatahash" xmlns:w16sdtfl="http://schemas.microsoft.com/office/word/2024/wordml/sdtformatlock" xmlns:w16se="http://schemas.microsoft.com/office/word/2015/wordml/symex" xmlns:wpg="http://schemas.microsoft.com/office/word/2010/wordprocessingGroup" xmlns:wpi="http://schemas.microsoft.com/office/word/2010/wordprocessingInk" xmlns:wne="http://schemas.microsoft.com/office/word/2006/wordml" xmlns:wps="http://schemas.microsoft.com/office/word/2010/wordprocessingShape" mc:Ignorable="w14 w15 w16se w16cid w16 w16cex w16sdtdh w16sdtfl w16du wp14">
+<w:footnotes xmlns:wpc="http://schemas.microsoft.com/office/word/2010/wordprocessingCanvas" xmlns:cx="http://schemas.microsoft.com/office/drawing/2014/chartex" xmlns:cx1="http://schemas.microsoft.com/office/drawing/2015/9/8/chartex" xmlns:cx2="http://schemas.microsoft.com/office/drawing/2015/10/21/chartex" xmlns:cx3="http://schemas.microsoft.com/office/drawing/2016/5/9/chartex" xmlns:cx4="http://schemas.microsoft.com/office/drawing/2016/5/10/chartex" xmlns:cx5="http://schemas.microsoft.com/office/drawing/2016/5/11/chartex" xmlns:cx6="http://schemas.microsoft.com/office/drawing/2016/5/12/chartex" xmlns:cx7="http://schemas.microsoft.com/office/drawing/2016/5/13/chartex" xmlns:cx8="http://schemas.microsoft.com/office/drawing/2016/5/14/chartex" xmlns:mc="http://schemas.openxmlformats.org/markup-compatibility/2006" xmlns:aink="http://schemas.microsoft.com/office/drawing/2016/ink" xmlns:am3d="http://schemas.microsoft.com/office/drawing/2017/model3d" xmlns:o="urn:schemas-microsoft-com:office:office" xmlns:oel="http://schemas.microsoft.com/office/2019/extlst" xmlns:r="http://schemas.openxmlformats.org/officeDocument/2006/relationships" xmlns:m="http://schemas.openxmlformats.org/officeDocument/2006/math" xmlns:v="urn:schemas-microsoft-com:vml" xmlns:wp14="http://schemas.microsoft.com/office/word/2010/wordprocessingDrawing" xmlns:wp="http://schemas.openxmlformats.org/drawingml/2006/wordprocessingDrawing" xmlns:w10="urn:schemas-microsoft-com:office:word" xmlns:w="http://schemas.openxmlformats.org/wordprocessingml/2006/main" xmlns:w14="http://schemas.microsoft.com/office/word/2010/wordml" xmlns:w15="http://schemas.microsoft.com/office/word/2012/wordml" xmlns:w16cei="http://schemas.microsoft.com/office/word/2026/wordml/cei" xmlns:w16cex="http://schemas.microsoft.com/office/word/2018/wordml/cex" xmlns:w16cid="http://schemas.microsoft.com/office/word/2016/wordml/cid" xmlns:w16="http://schemas.microsoft.com/office/word/2018/wordml" xmlns:w16du="http://schemas.microsoft.com/office/word/2023/wordml/word16du" xmlns:w16sdtdh="http://schemas.microsoft.com/office/word/2020/wordml/sdtdatahash" xmlns:w16sdtfl="http://schemas.microsoft.com/office/word/2024/wordml/sdtformatlock" xmlns:w16se="http://schemas.microsoft.com/office/word/2015/wordml/symex" xmlns:wpg="http://schemas.microsoft.com/office/word/2010/wordprocessingGroup" xmlns:wpi="http://schemas.microsoft.com/office/word/2010/wordprocessingInk" xmlns:wne="http://schemas.microsoft.com/office/word/2006/wordml" xmlns:wps="http://schemas.microsoft.com/office/word/2010/wordprocessingShape" mc:Ignorable="w14 w15 w16se w16cid w16 w16cex w16sdtdh w16sdtfl w16du wp14">
   <w:footnote w:type="separator" w:id="-1">
     <w:p>
       <w:pPr>
@@ -2297,7 +2236,7 @@
 </file>
 
 <file path=word/header1.xml><?xml version="1.0" encoding="utf-8"?>
-<w:hdr xmlns:wpc="http://schemas.microsoft.com/office/word/2010/wordprocessingCanvas" xmlns:cx="http://schemas.microsoft.com/office/drawing/2014/chartex" xmlns:cx1="http://schemas.microsoft.com/office/drawing/2015/9/8/chartex" xmlns:cx2="http://schemas.microsoft.com/office/drawing/2015/10/21/chartex" xmlns:cx3="http://schemas.microsoft.com/office/drawing/2016/5/9/chartex" xmlns:cx4="http://schemas.microsoft.com/office/drawing/2016/5/10/chartex" xmlns:cx5="http://schemas.microsoft.com/office/drawing/2016/5/11/chartex" xmlns:cx6="http://schemas.microsoft.com/office/drawing/2016/5/12/chartex" xmlns:cx7="http://schemas.microsoft.com/office/drawing/2016/5/13/chartex" xmlns:cx8="http://schemas.microsoft.com/office/drawing/2016/5/14/chartex" xmlns:mc="http://schemas.openxmlformats.org/markup-compatibility/2006" xmlns:aink="http://schemas.microsoft.com/office/drawing/2016/ink" xmlns:am3d="http://schemas.microsoft.com/office/drawing/2017/model3d" xmlns:o="urn:schemas-microsoft-com:office:office" xmlns:oel="http://schemas.microsoft.com/office/2019/extlst" xmlns:r="http://schemas.openxmlformats.org/officeDocument/2006/relationships" xmlns:m="http://schemas.openxmlformats.org/officeDocument/2006/math" xmlns:v="urn:schemas-microsoft-com:vml" xmlns:wp14="http://schemas.microsoft.com/office/word/2010/wordprocessingDrawing" xmlns:wp="http://schemas.openxmlformats.org/drawingml/2006/wordprocessingDrawing" xmlns:w10="urn:schemas-microsoft-com:office:word" xmlns:w="http://schemas.openxmlformats.org/wordprocessingml/2006/main" xmlns:w14="http://schemas.microsoft.com/office/word/2010/wordml" xmlns:w15="http://schemas.microsoft.com/office/word/2012/wordml" xmlns:w16cex="http://schemas.microsoft.com/office/word/2018/wordml/cex" xmlns:w16cid="http://schemas.microsoft.com/office/word/2016/wordml/cid" xmlns:w16="http://schemas.microsoft.com/office/word/2018/wordml" xmlns:w16du="http://schemas.microsoft.com/office/word/2023/wordml/word16du" xmlns:w16sdtdh="http://schemas.microsoft.com/office/word/2020/wordml/sdtdatahash" xmlns:w16sdtfl="http://schemas.microsoft.com/office/word/2024/wordml/sdtformatlock" xmlns:w16se="http://schemas.microsoft.com/office/word/2015/wordml/symex" xmlns:wpg="http://schemas.microsoft.com/office/word/2010/wordprocessingGroup" xmlns:wpi="http://schemas.microsoft.com/office/word/2010/wordprocessingInk" xmlns:wne="http://schemas.microsoft.com/office/word/2006/wordml" xmlns:wps="http://schemas.microsoft.com/office/word/2010/wordprocessingShape" mc:Ignorable="w14 w15 w16se w16cid w16 w16cex w16sdtdh w16sdtfl w16du wp14">
+<w:hdr xmlns:wpc="http://schemas.microsoft.com/office/word/2010/wordprocessingCanvas" xmlns:cx="http://schemas.microsoft.com/office/drawing/2014/chartex" xmlns:cx1="http://schemas.microsoft.com/office/drawing/2015/9/8/chartex" xmlns:cx2="http://schemas.microsoft.com/office/drawing/2015/10/21/chartex" xmlns:cx3="http://schemas.microsoft.com/office/drawing/2016/5/9/chartex" xmlns:cx4="http://schemas.microsoft.com/office/drawing/2016/5/10/chartex" xmlns:cx5="http://schemas.microsoft.com/office/drawing/2016/5/11/chartex" xmlns:cx6="http://schemas.microsoft.com/office/drawing/2016/5/12/chartex" xmlns:cx7="http://schemas.microsoft.com/office/drawing/2016/5/13/chartex" xmlns:cx8="http://schemas.microsoft.com/office/drawing/2016/5/14/chartex" xmlns:mc="http://schemas.openxmlformats.org/markup-compatibility/2006" xmlns:aink="http://schemas.microsoft.com/office/drawing/2016/ink" xmlns:am3d="http://schemas.microsoft.com/office/drawing/2017/model3d" xmlns:o="urn:schemas-microsoft-com:office:office" xmlns:oel="http://schemas.microsoft.com/office/2019/extlst" xmlns:r="http://schemas.openxmlformats.org/officeDocument/2006/relationships" xmlns:m="http://schemas.openxmlformats.org/officeDocument/2006/math" xmlns:v="urn:schemas-microsoft-com:vml" xmlns:wp14="http://schemas.microsoft.com/office/word/2010/wordprocessingDrawing" xmlns:wp="http://schemas.openxmlformats.org/drawingml/2006/wordprocessingDrawing" xmlns:w10="urn:schemas-microsoft-com:office:word" xmlns:w="http://schemas.openxmlformats.org/wordprocessingml/2006/main" xmlns:w14="http://schemas.microsoft.com/office/word/2010/wordml" xmlns:w15="http://schemas.microsoft.com/office/word/2012/wordml" xmlns:w16cei="http://schemas.microsoft.com/office/word/2026/wordml/cei" xmlns:w16cex="http://schemas.microsoft.com/office/word/2018/wordml/cex" xmlns:w16cid="http://schemas.microsoft.com/office/word/2016/wordml/cid" xmlns:w16="http://schemas.microsoft.com/office/word/2018/wordml" xmlns:w16du="http://schemas.microsoft.com/office/word/2023/wordml/word16du" xmlns:w16sdtdh="http://schemas.microsoft.com/office/word/2020/wordml/sdtdatahash" xmlns:w16sdtfl="http://schemas.microsoft.com/office/word/2024/wordml/sdtformatlock" xmlns:w16se="http://schemas.microsoft.com/office/word/2015/wordml/symex" xmlns:wpg="http://schemas.microsoft.com/office/word/2010/wordprocessingGroup" xmlns:wpi="http://schemas.microsoft.com/office/word/2010/wordprocessingInk" xmlns:wne="http://schemas.microsoft.com/office/word/2006/wordml" xmlns:wps="http://schemas.microsoft.com/office/word/2010/wordprocessingShape" mc:Ignorable="w14 w15 w16se w16cid w16 w16cex w16sdtdh w16sdtfl w16du wp14">
   <w:p>
     <w:pPr>
       <w:pStyle w:val="Header"/>
@@ -2427,7 +2366,7 @@
 </file>
 
 <file path=word/header2.xml><?xml version="1.0" encoding="utf-8"?>
-<w:hdr xmlns:wpc="http://schemas.microsoft.com/office/word/2010/wordprocessingCanvas" xmlns:cx="http://schemas.microsoft.com/office/drawing/2014/chartex" xmlns:cx1="http://schemas.microsoft.com/office/drawing/2015/9/8/chartex" xmlns:cx2="http://schemas.microsoft.com/office/drawing/2015/10/21/chartex" xmlns:cx3="http://schemas.microsoft.com/office/drawing/2016/5/9/chartex" xmlns:cx4="http://schemas.microsoft.com/office/drawing/2016/5/10/chartex" xmlns:cx5="http://schemas.microsoft.com/office/drawing/2016/5/11/chartex" xmlns:cx6="http://schemas.microsoft.com/office/drawing/2016/5/12/chartex" xmlns:cx7="http://schemas.microsoft.com/office/drawing/2016/5/13/chartex" xmlns:cx8="http://schemas.microsoft.com/office/drawing/2016/5/14/chartex" xmlns:mc="http://schemas.openxmlformats.org/markup-compatibility/2006" xmlns:aink="http://schemas.microsoft.com/office/drawing/2016/ink" xmlns:am3d="http://schemas.microsoft.com/office/drawing/2017/model3d" xmlns:o="urn:schemas-microsoft-com:office:office" xmlns:oel="http://schemas.microsoft.com/office/2019/extlst" xmlns:r="http://schemas.openxmlformats.org/officeDocument/2006/relationships" xmlns:m="http://schemas.openxmlformats.org/officeDocument/2006/math" xmlns:v="urn:schemas-microsoft-com:vml" xmlns:wp14="http://schemas.microsoft.com/office/word/2010/wordprocessingDrawing" xmlns:wp="http://schemas.openxmlformats.org/drawingml/2006/wordprocessingDrawing" xmlns:w10="urn:schemas-microsoft-com:office:word" xmlns:w="http://schemas.openxmlformats.org/wordprocessingml/2006/main" xmlns:w14="http://schemas.microsoft.com/office/word/2010/wordml" xmlns:w15="http://schemas.microsoft.com/office/word/2012/wordml" xmlns:w16cex="http://schemas.microsoft.com/office/word/2018/wordml/cex" xmlns:w16cid="http://schemas.microsoft.com/office/word/2016/wordml/cid" xmlns:w16="http://schemas.microsoft.com/office/word/2018/wordml" xmlns:w16du="http://schemas.microsoft.com/office/word/2023/wordml/word16du" xmlns:w16sdtdh="http://schemas.microsoft.com/office/word/2020/wordml/sdtdatahash" xmlns:w16sdtfl="http://schemas.microsoft.com/office/word/2024/wordml/sdtformatlock" xmlns:w16se="http://schemas.microsoft.com/office/word/2015/wordml/symex" xmlns:wpg="http://schemas.microsoft.com/office/word/2010/wordprocessingGroup" xmlns:wpi="http://schemas.microsoft.com/office/word/2010/wordprocessingInk" xmlns:wne="http://schemas.microsoft.com/office/word/2006/wordml" xmlns:wps="http://schemas.microsoft.com/office/word/2010/wordprocessingShape" mc:Ignorable="w14 w15 w16se w16cid w16 w16cex w16sdtdh w16sdtfl w16du wp14">
+<w:hdr xmlns:wpc="http://schemas.microsoft.com/office/word/2010/wordprocessingCanvas" xmlns:cx="http://schemas.microsoft.com/office/drawing/2014/chartex" xmlns:cx1="http://schemas.microsoft.com/office/drawing/2015/9/8/chartex" xmlns:cx2="http://schemas.microsoft.com/office/drawing/2015/10/21/chartex" xmlns:cx3="http://schemas.microsoft.com/office/drawing/2016/5/9/chartex" xmlns:cx4="http://schemas.microsoft.com/office/drawing/2016/5/10/chartex" xmlns:cx5="http://schemas.microsoft.com/office/drawing/2016/5/11/chartex" xmlns:cx6="http://schemas.microsoft.com/office/drawing/2016/5/12/chartex" xmlns:cx7="http://schemas.microsoft.com/office/drawing/2016/5/13/chartex" xmlns:cx8="http://schemas.microsoft.com/office/drawing/2016/5/14/chartex" xmlns:mc="http://schemas.openxmlformats.org/markup-compatibility/2006" xmlns:aink="http://schemas.microsoft.com/office/drawing/2016/ink" xmlns:am3d="http://schemas.microsoft.com/office/drawing/2017/model3d" xmlns:o="urn:schemas-microsoft-com:office:office" xmlns:oel="http://schemas.microsoft.com/office/2019/extlst" xmlns:r="http://schemas.openxmlformats.org/officeDocument/2006/relationships" xmlns:m="http://schemas.openxmlformats.org/officeDocument/2006/math" xmlns:v="urn:schemas-microsoft-com:vml" xmlns:wp14="http://schemas.microsoft.com/office/word/2010/wordprocessingDrawing" xmlns:wp="http://schemas.openxmlformats.org/drawingml/2006/wordprocessingDrawing" xmlns:w10="urn:schemas-microsoft-com:office:word" xmlns:w="http://schemas.openxmlformats.org/wordprocessingml/2006/main" xmlns:w14="http://schemas.microsoft.com/office/word/2010/wordml" xmlns:w15="http://schemas.microsoft.com/office/word/2012/wordml" xmlns:w16cei="http://schemas.microsoft.com/office/word/2026/wordml/cei" xmlns:w16cex="http://schemas.microsoft.com/office/word/2018/wordml/cex" xmlns:w16cid="http://schemas.microsoft.com/office/word/2016/wordml/cid" xmlns:w16="http://schemas.microsoft.com/office/word/2018/wordml" xmlns:w16du="http://schemas.microsoft.com/office/word/2023/wordml/word16du" xmlns:w16sdtdh="http://schemas.microsoft.com/office/word/2020/wordml/sdtdatahash" xmlns:w16sdtfl="http://schemas.microsoft.com/office/word/2024/wordml/sdtformatlock" xmlns:w16se="http://schemas.microsoft.com/office/word/2015/wordml/symex" xmlns:wpg="http://schemas.microsoft.com/office/word/2010/wordprocessingGroup" xmlns:wpi="http://schemas.microsoft.com/office/word/2010/wordprocessingInk" xmlns:wne="http://schemas.microsoft.com/office/word/2006/wordml" xmlns:wps="http://schemas.microsoft.com/office/word/2010/wordprocessingShape" mc:Ignorable="w14 w15 w16se w16cid w16 w16cex w16sdtdh w16sdtfl w16du wp14">
   <w:p>
     <w:pPr>
       <w:pStyle w:val="Header"/>
@@ -2557,7 +2496,7 @@
 </file>
 
 <file path=word/header3.xml><?xml version="1.0" encoding="utf-8"?>
-<w:hdr xmlns:wpc="http://schemas.microsoft.com/office/word/2010/wordprocessingCanvas" xmlns:cx="http://schemas.microsoft.com/office/drawing/2014/chartex" xmlns:cx1="http://schemas.microsoft.com/office/drawing/2015/9/8/chartex" xmlns:cx2="http://schemas.microsoft.com/office/drawing/2015/10/21/chartex" xmlns:cx3="http://schemas.microsoft.com/office/drawing/2016/5/9/chartex" xmlns:cx4="http://schemas.microsoft.com/office/drawing/2016/5/10/chartex" xmlns:cx5="http://schemas.microsoft.com/office/drawing/2016/5/11/chartex" xmlns:cx6="http://schemas.microsoft.com/office/drawing/2016/5/12/chartex" xmlns:cx7="http://schemas.microsoft.com/office/drawing/2016/5/13/chartex" xmlns:cx8="http://schemas.microsoft.com/office/drawing/2016/5/14/chartex" xmlns:mc="http://schemas.openxmlformats.org/markup-compatibility/2006" xmlns:aink="http://schemas.microsoft.com/office/drawing/2016/ink" xmlns:am3d="http://schemas.microsoft.com/office/drawing/2017/model3d" xmlns:o="urn:schemas-microsoft-com:office:office" xmlns:oel="http://schemas.microsoft.com/office/2019/extlst" xmlns:r="http://schemas.openxmlformats.org/officeDocument/2006/relationships" xmlns:m="http://schemas.openxmlformats.org/officeDocument/2006/math" xmlns:v="urn:schemas-microsoft-com:vml" xmlns:wp14="http://schemas.microsoft.com/office/word/2010/wordprocessingDrawing" xmlns:wp="http://schemas.openxmlformats.org/drawingml/2006/wordprocessingDrawing" xmlns:w10="urn:schemas-microsoft-com:office:word" xmlns:w="http://schemas.openxmlformats.org/wordprocessingml/2006/main" xmlns:w14="http://schemas.microsoft.com/office/word/2010/wordml" xmlns:w15="http://schemas.microsoft.com/office/word/2012/wordml" xmlns:w16cex="http://schemas.microsoft.com/office/word/2018/wordml/cex" xmlns:w16cid="http://schemas.microsoft.com/office/word/2016/wordml/cid" xmlns:w16="http://schemas.microsoft.com/office/word/2018/wordml" xmlns:w16du="http://schemas.microsoft.com/office/word/2023/wordml/word16du" xmlns:w16sdtdh="http://schemas.microsoft.com/office/word/2020/wordml/sdtdatahash" xmlns:w16sdtfl="http://schemas.microsoft.com/office/word/2024/wordml/sdtformatlock" xmlns:w16se="http://schemas.microsoft.com/office/word/2015/wordml/symex" xmlns:wpg="http://schemas.microsoft.com/office/word/2010/wordprocessingGroup" xmlns:wpi="http://schemas.microsoft.com/office/word/2010/wordprocessingInk" xmlns:wne="http://schemas.microsoft.com/office/word/2006/wordml" xmlns:wps="http://schemas.microsoft.com/office/word/2010/wordprocessingShape" mc:Ignorable="w14 w15 w16se w16cid w16 w16cex w16sdtdh w16sdtfl w16du wp14">
+<w:hdr xmlns:wpc="http://schemas.microsoft.com/office/word/2010/wordprocessingCanvas" xmlns:cx="http://schemas.microsoft.com/office/drawing/2014/chartex" xmlns:cx1="http://schemas.microsoft.com/office/drawing/2015/9/8/chartex" xmlns:cx2="http://schemas.microsoft.com/office/drawing/2015/10/21/chartex" xmlns:cx3="http://schemas.microsoft.com/office/drawing/2016/5/9/chartex" xmlns:cx4="http://schemas.microsoft.com/office/drawing/2016/5/10/chartex" xmlns:cx5="http://schemas.microsoft.com/office/drawing/2016/5/11/chartex" xmlns:cx6="http://schemas.microsoft.com/office/drawing/2016/5/12/chartex" xmlns:cx7="http://schemas.microsoft.com/office/drawing/2016/5/13/chartex" xmlns:cx8="http://schemas.microsoft.com/office/drawing/2016/5/14/chartex" xmlns:mc="http://schemas.openxmlformats.org/markup-compatibility/2006" xmlns:aink="http://schemas.microsoft.com/office/drawing/2016/ink" xmlns:am3d="http://schemas.microsoft.com/office/drawing/2017/model3d" xmlns:o="urn:schemas-microsoft-com:office:office" xmlns:oel="http://schemas.microsoft.com/office/2019/extlst" xmlns:r="http://schemas.openxmlformats.org/officeDocument/2006/relationships" xmlns:m="http://schemas.openxmlformats.org/officeDocument/2006/math" xmlns:v="urn:schemas-microsoft-com:vml" xmlns:wp14="http://schemas.microsoft.com/office/word/2010/wordprocessingDrawing" xmlns:wp="http://schemas.openxmlformats.org/drawingml/2006/wordprocessingDrawing" xmlns:w10="urn:schemas-microsoft-com:office:word" xmlns:w="http://schemas.openxmlformats.org/wordprocessingml/2006/main" xmlns:w14="http://schemas.microsoft.com/office/word/2010/wordml" xmlns:w15="http://schemas.microsoft.com/office/word/2012/wordml" xmlns:w16cei="http://schemas.microsoft.com/office/word/2026/wordml/cei" xmlns:w16cex="http://schemas.microsoft.com/office/word/2018/wordml/cex" xmlns:w16cid="http://schemas.microsoft.com/office/word/2016/wordml/cid" xmlns:w16="http://schemas.microsoft.com/office/word/2018/wordml" xmlns:w16du="http://schemas.microsoft.com/office/word/2023/wordml/word16du" xmlns:w16sdtdh="http://schemas.microsoft.com/office/word/2020/wordml/sdtdatahash" xmlns:w16sdtfl="http://schemas.microsoft.com/office/word/2024/wordml/sdtformatlock" xmlns:w16se="http://schemas.microsoft.com/office/word/2015/wordml/symex" xmlns:wpg="http://schemas.microsoft.com/office/word/2010/wordprocessingGroup" xmlns:wpi="http://schemas.microsoft.com/office/word/2010/wordprocessingInk" xmlns:wne="http://schemas.microsoft.com/office/word/2006/wordml" xmlns:wps="http://schemas.microsoft.com/office/word/2010/wordprocessingShape" mc:Ignorable="w14 w15 w16se w16cid w16 w16cex w16sdtdh w16sdtfl w16du wp14">
   <w:p>
     <w:pPr>
       <w:pStyle w:val="Header"/>
@@ -2687,7 +2626,7 @@
 </file>
 
 <file path=word/numbering.xml><?xml version="1.0" encoding="utf-8"?>
-<w:numbering xmlns:wpc="http://schemas.microsoft.com/office/word/2010/wordprocessingCanvas" xmlns:cx="http://schemas.microsoft.com/office/drawing/2014/chartex" xmlns:cx1="http://schemas.microsoft.com/office/drawing/2015/9/8/chartex" xmlns:cx2="http://schemas.microsoft.com/office/drawing/2015/10/21/chartex" xmlns:cx3="http://schemas.microsoft.com/office/drawing/2016/5/9/chartex" xmlns:cx4="http://schemas.microsoft.com/office/drawing/2016/5/10/chartex" xmlns:cx5="http://schemas.microsoft.com/office/drawing/2016/5/11/chartex" xmlns:cx6="http://schemas.microsoft.com/office/drawing/2016/5/12/chartex" xmlns:cx7="http://schemas.microsoft.com/office/drawing/2016/5/13/chartex" xmlns:cx8="http://schemas.microsoft.com/office/drawing/2016/5/14/chartex" xmlns:mc="http://schemas.openxmlformats.org/markup-compatibility/2006" xmlns:aink="http://schemas.microsoft.com/office/drawing/2016/ink" xmlns:am3d="http://schemas.microsoft.com/office/drawing/2017/model3d" xmlns:o="urn:schemas-microsoft-com:office:office" xmlns:oel="http://schemas.microsoft.com/office/2019/extlst" xmlns:r="http://schemas.openxmlformats.org/officeDocument/2006/relationships" xmlns:m="http://schemas.openxmlformats.org/officeDocument/2006/math" xmlns:v="urn:schemas-microsoft-com:vml" xmlns:wp14="http://schemas.microsoft.com/office/word/2010/wordprocessingDrawing" xmlns:wp="http://schemas.openxmlformats.org/drawingml/2006/wordprocessingDrawing" xmlns:w10="urn:schemas-microsoft-com:office:word" xmlns:w="http://schemas.openxmlformats.org/wordprocessingml/2006/main" xmlns:w14="http://schemas.microsoft.com/office/word/2010/wordml" xmlns:w15="http://schemas.microsoft.com/office/word/2012/wordml" xmlns:w16cex="http://schemas.microsoft.com/office/word/2018/wordml/cex" xmlns:w16cid="http://schemas.microsoft.com/office/word/2016/wordml/cid" xmlns:w16="http://schemas.microsoft.com/office/word/2018/wordml" xmlns:w16du="http://schemas.microsoft.com/office/word/2023/wordml/word16du" xmlns:w16sdtdh="http://schemas.microsoft.com/office/word/2020/wordml/sdtdatahash" xmlns:w16sdtfl="http://schemas.microsoft.com/office/word/2024/wordml/sdtformatlock" xmlns:w16se="http://schemas.microsoft.com/office/word/2015/wordml/symex" xmlns:wpg="http://schemas.microsoft.com/office/word/2010/wordprocessingGroup" xmlns:wpi="http://schemas.microsoft.com/office/word/2010/wordprocessingInk" xmlns:wne="http://schemas.microsoft.com/office/word/2006/wordml" xmlns:wps="http://schemas.microsoft.com/office/word/2010/wordprocessingShape" mc:Ignorable="w14 w15 w16se w16cid w16 w16cex w16sdtdh w16sdtfl w16du wp14">
+<w:numbering xmlns:wpc="http://schemas.microsoft.com/office/word/2010/wordprocessingCanvas" xmlns:cx="http://schemas.microsoft.com/office/drawing/2014/chartex" xmlns:cx1="http://schemas.microsoft.com/office/drawing/2015/9/8/chartex" xmlns:cx2="http://schemas.microsoft.com/office/drawing/2015/10/21/chartex" xmlns:cx3="http://schemas.microsoft.com/office/drawing/2016/5/9/chartex" xmlns:cx4="http://schemas.microsoft.com/office/drawing/2016/5/10/chartex" xmlns:cx5="http://schemas.microsoft.com/office/drawing/2016/5/11/chartex" xmlns:cx6="http://schemas.microsoft.com/office/drawing/2016/5/12/chartex" xmlns:cx7="http://schemas.microsoft.com/office/drawing/2016/5/13/chartex" xmlns:cx8="http://schemas.microsoft.com/office/drawing/2016/5/14/chartex" xmlns:mc="http://schemas.openxmlformats.org/markup-compatibility/2006" xmlns:aink="http://schemas.microsoft.com/office/drawing/2016/ink" xmlns:am3d="http://schemas.microsoft.com/office/drawing/2017/model3d" xmlns:o="urn:schemas-microsoft-com:office:office" xmlns:oel="http://schemas.microsoft.com/office/2019/extlst" xmlns:r="http://schemas.openxmlformats.org/officeDocument/2006/relationships" xmlns:m="http://schemas.openxmlformats.org/officeDocument/2006/math" xmlns:v="urn:schemas-microsoft-com:vml" xmlns:wp14="http://schemas.microsoft.com/office/word/2010/wordprocessingDrawing" xmlns:wp="http://schemas.openxmlformats.org/drawingml/2006/wordprocessingDrawing" xmlns:w10="urn:schemas-microsoft-com:office:word" xmlns:w="http://schemas.openxmlformats.org/wordprocessingml/2006/main" xmlns:w14="http://schemas.microsoft.com/office/word/2010/wordml" xmlns:w15="http://schemas.microsoft.com/office/word/2012/wordml" xmlns:w16cei="http://schemas.microsoft.com/office/word/2026/wordml/cei" xmlns:w16cex="http://schemas.microsoft.com/office/word/2018/wordml/cex" xmlns:w16cid="http://schemas.microsoft.com/office/word/2016/wordml/cid" xmlns:w16="http://schemas.microsoft.com/office/word/2018/wordml" xmlns:w16du="http://schemas.microsoft.com/office/word/2023/wordml/word16du" xmlns:w16sdtdh="http://schemas.microsoft.com/office/word/2020/wordml/sdtdatahash" xmlns:w16sdtfl="http://schemas.microsoft.com/office/word/2024/wordml/sdtformatlock" xmlns:w16se="http://schemas.microsoft.com/office/word/2015/wordml/symex" xmlns:wpg="http://schemas.microsoft.com/office/word/2010/wordprocessingGroup" xmlns:wpi="http://schemas.microsoft.com/office/word/2010/wordprocessingInk" xmlns:wne="http://schemas.microsoft.com/office/word/2006/wordml" xmlns:wps="http://schemas.microsoft.com/office/word/2010/wordprocessingShape" mc:Ignorable="w14 w15 w16se w16cid w16 w16cex w16sdtdh w16sdtfl w16du wp14">
   <w:abstractNum w:abstractNumId="0" w15:restartNumberingAfterBreak="0">
     <w:nsid w:val="043B724E"/>
     <w:multiLevelType w:val="hybridMultilevel"/>
@@ -7990,6 +7929,23 @@
 </file>
 
 <file path=customXml/item1.xml><?xml version="1.0" encoding="utf-8"?>
+<?mso-contentType ?>
+<FormTemplates xmlns="http://schemas.microsoft.com/sharepoint/v3/contenttype/forms">
+  <Display>DocumentLibraryForm</Display>
+  <Edit>DocumentLibraryForm</Edit>
+  <New>DocumentLibraryForm</New>
+</FormTemplates>
+</file>
+
+<file path=customXml/item2.xml><?xml version="1.0" encoding="utf-8"?>
+<p:properties xmlns:p="http://schemas.microsoft.com/office/2006/metadata/properties" xmlns:xsi="http://www.w3.org/2001/XMLSchema-instance" xmlns:pc="http://schemas.microsoft.com/office/infopath/2007/PartnerControls">
+  <documentManagement>
+    <_activity xmlns="cd86d46f-e903-4a10-aaa1-80d9d3e13d75" xsi:nil="true"/>
+  </documentManagement>
+</p:properties>
+</file>
+
+<file path=customXml/item3.xml><?xml version="1.0" encoding="utf-8"?>
 <ct:contentTypeSchema xmlns:ct="http://schemas.microsoft.com/office/2006/metadata/contentType" xmlns:ma="http://schemas.microsoft.com/office/2006/metadata/properties/metaAttributes" ct:_="" ma:_="" ma:contentTypeName="Document" ma:contentTypeID="0x010100F9BF70059FA29940A99BE0CFA75FCDCC" ma:contentTypeVersion="5" ma:contentTypeDescription="Create a new document." ma:contentTypeScope="" ma:versionID="829ecbe7f6db4575125f83bc015393da">
   <xsd:schema xmlns:xsd="http://www.w3.org/2001/XMLSchema" xmlns:xs="http://www.w3.org/2001/XMLSchema" xmlns:p="http://schemas.microsoft.com/office/2006/metadata/properties" xmlns:ns3="cd86d46f-e903-4a10-aaa1-80d9d3e13d75" targetNamespace="http://schemas.microsoft.com/office/2006/metadata/properties" ma:root="true" ma:fieldsID="87bd2b62ed194ffcd28a4a887489602f" ns3:_="">
     <xsd:import namespace="cd86d46f-e903-4a10-aaa1-80d9d3e13d75"/>
@@ -8139,24 +8095,25 @@
 </ct:contentTypeSchema>
 </file>
 
-<file path=customXml/item2.xml><?xml version="1.0" encoding="utf-8"?>
-<p:properties xmlns:p="http://schemas.microsoft.com/office/2006/metadata/properties" xmlns:xsi="http://www.w3.org/2001/XMLSchema-instance" xmlns:pc="http://schemas.microsoft.com/office/infopath/2007/PartnerControls">
-  <documentManagement>
-    <_activity xmlns="cd86d46f-e903-4a10-aaa1-80d9d3e13d75" xsi:nil="true"/>
-  </documentManagement>
-</p:properties>
+<file path=customXml/itemProps1.xml><?xml version="1.0" encoding="utf-8"?>
+<ds:datastoreItem xmlns:ds="http://schemas.openxmlformats.org/officeDocument/2006/customXml" ds:itemID="{891417BF-93F5-4F68-A276-BE80032FE8B6}">
+  <ds:schemaRefs>
+    <ds:schemaRef ds:uri="http://schemas.microsoft.com/sharepoint/v3/contenttype/forms"/>
+  </ds:schemaRefs>
+</ds:datastoreItem>
 </file>
 
-<file path=customXml/item3.xml><?xml version="1.0" encoding="utf-8"?>
-<?mso-contentType ?>
-<FormTemplates xmlns="http://schemas.microsoft.com/sharepoint/v3/contenttype/forms">
-  <Display>DocumentLibraryForm</Display>
-  <Edit>DocumentLibraryForm</Edit>
-  <New>DocumentLibraryForm</New>
-</FormTemplates>
+<file path=customXml/itemProps2.xml><?xml version="1.0" encoding="utf-8"?>
+<ds:datastoreItem xmlns:ds="http://schemas.openxmlformats.org/officeDocument/2006/customXml" ds:itemID="{451C2406-06F5-4301-9967-C40BCABE7AD8}">
+  <ds:schemaRefs>
+    <ds:schemaRef ds:uri="http://schemas.microsoft.com/office/2006/metadata/properties"/>
+    <ds:schemaRef ds:uri="http://schemas.microsoft.com/office/infopath/2007/PartnerControls"/>
+    <ds:schemaRef ds:uri="cd86d46f-e903-4a10-aaa1-80d9d3e13d75"/>
+  </ds:schemaRefs>
+</ds:datastoreItem>
 </file>
 
-<file path=customXml/itemProps1.xml><?xml version="1.0" encoding="utf-8"?>
+<file path=customXml/itemProps3.xml><?xml version="1.0" encoding="utf-8"?>
 <ds:datastoreItem xmlns:ds="http://schemas.openxmlformats.org/officeDocument/2006/customXml" ds:itemID="{1E21EF28-5D22-4DE0-AC43-C493652E5170}">
   <ds:schemaRefs>
     <ds:schemaRef ds:uri="http://schemas.microsoft.com/office/2006/metadata/contentType"/>
@@ -8172,22 +8129,4 @@
     <ds:schemaRef ds:uri="http://schemas.microsoft.com/internal/obd"/>
   </ds:schemaRefs>
 </ds:datastoreItem>
-</file>
-
-<file path=customXml/itemProps2.xml><?xml version="1.0" encoding="utf-8"?>
-<ds:datastoreItem xmlns:ds="http://schemas.openxmlformats.org/officeDocument/2006/customXml" ds:itemID="{451C2406-06F5-4301-9967-C40BCABE7AD8}">
-  <ds:schemaRefs>
-    <ds:schemaRef ds:uri="http://schemas.microsoft.com/office/2006/metadata/properties"/>
-    <ds:schemaRef ds:uri="http://schemas.microsoft.com/office/infopath/2007/PartnerControls"/>
-    <ds:schemaRef ds:uri="cd86d46f-e903-4a10-aaa1-80d9d3e13d75"/>
-  </ds:schemaRefs>
-</ds:datastoreItem>
-</file>
-
-<file path=customXml/itemProps3.xml><?xml version="1.0" encoding="utf-8"?>
-<ds:datastoreItem xmlns:ds="http://schemas.openxmlformats.org/officeDocument/2006/customXml" ds:itemID="{891417BF-93F5-4F68-A276-BE80032FE8B6}">
-  <ds:schemaRefs>
-    <ds:schemaRef ds:uri="http://schemas.microsoft.com/sharepoint/v3/contenttype/forms"/>
-  </ds:schemaRefs>
-</ds:datastoreItem>
 </file>